--- a/01 - Escuela Pass/docs/tdg/word/anexos/03_Documento_de_Arquitectura_Escuela_Pass.docx
+++ b/01 - Escuela Pass/docs/tdg/word/anexos/03_Documento_de_Arquitectura_Escuela_Pass.docx
@@ -1311,6 +1311,191 @@
         </w:tc>
       </w:tr>
     </w:tbl>
+    <w:p>
+      <w:r>
+        <w:br w:type="page"/>
+      </w:r>
+    </w:p>
+    <w:p>
+      <w:pPr>
+        <w:pStyle w:val="Heading1"/>
+      </w:pPr>
+      <w:r>
+        <w:t>Ampliación documental automatizada (inventario repositorio y producción)</w:t>
+      </w:r>
+    </w:p>
+    <w:p>
+      <w:r>
+        <w:t>Módulos Nest registrados en AppModule (bounded contexts):</w:t>
+      </w:r>
+    </w:p>
+    <w:p/>
+    <w:p>
+      <w:r>
+        <w:t>- HealthModule</w:t>
+      </w:r>
+    </w:p>
+    <w:p>
+      <w:r>
+        <w:t>- MailModule</w:t>
+      </w:r>
+    </w:p>
+    <w:p>
+      <w:r>
+        <w:t>- AuthModule</w:t>
+      </w:r>
+    </w:p>
+    <w:p>
+      <w:r>
+        <w:t>- AccessModule</w:t>
+      </w:r>
+    </w:p>
+    <w:p>
+      <w:r>
+        <w:t>- CircuitModule</w:t>
+      </w:r>
+    </w:p>
+    <w:p>
+      <w:r>
+        <w:t>- ClassAttendanceModule</w:t>
+      </w:r>
+    </w:p>
+    <w:p>
+      <w:r>
+        <w:t>- ClassSessionsModule</w:t>
+      </w:r>
+    </w:p>
+    <w:p>
+      <w:r>
+        <w:t>- NoticesModule</w:t>
+      </w:r>
+    </w:p>
+    <w:p>
+      <w:r>
+        <w:t>- PaymentsModule</w:t>
+      </w:r>
+    </w:p>
+    <w:p>
+      <w:r>
+        <w:t>- AttendanceModule</w:t>
+      </w:r>
+    </w:p>
+    <w:p>
+      <w:r>
+        <w:t>- ActivitiesModule</w:t>
+      </w:r>
+    </w:p>
+    <w:p>
+      <w:r>
+        <w:t>- AttentionNotesModule</w:t>
+      </w:r>
+    </w:p>
+    <w:p>
+      <w:r>
+        <w:t>- AcademicPeriodsModule</w:t>
+      </w:r>
+    </w:p>
+    <w:p>
+      <w:r>
+        <w:t>- ReportCardsModule</w:t>
+      </w:r>
+    </w:p>
+    <w:p>
+      <w:r>
+        <w:t>- AcademicSchedulerModule</w:t>
+      </w:r>
+    </w:p>
+    <w:p>
+      <w:r>
+        <w:t>- ReportsModule</w:t>
+      </w:r>
+    </w:p>
+    <w:p>
+      <w:r>
+        <w:t>- SchoolModule</w:t>
+      </w:r>
+    </w:p>
+    <w:p>
+      <w:r>
+        <w:t>- ExportsModule</w:t>
+      </w:r>
+    </w:p>
+    <w:p>
+      <w:r>
+        <w:t>- DashboardModule</w:t>
+      </w:r>
+    </w:p>
+    <w:p>
+      <w:r>
+        <w:t>- SchedulesModule</w:t>
+      </w:r>
+    </w:p>
+    <w:p>
+      <w:r>
+        <w:t>- SchoolCalendarModule</w:t>
+      </w:r>
+    </w:p>
+    <w:p>
+      <w:r>
+        <w:t>- SettingsModule</w:t>
+      </w:r>
+    </w:p>
+    <w:p>
+      <w:r>
+        <w:t>- VehiclesModule</w:t>
+      </w:r>
+    </w:p>
+    <w:p>
+      <w:r>
+        <w:t>- DocumentsModule</w:t>
+      </w:r>
+    </w:p>
+    <w:p>
+      <w:r>
+        <w:t>- AuditModule</w:t>
+      </w:r>
+    </w:p>
+    <w:p>
+      <w:r>
+        <w:t>- PrivacyModule</w:t>
+      </w:r>
+    </w:p>
+    <w:p>
+      <w:r>
+        <w:t>- SchoolsModule</w:t>
+      </w:r>
+    </w:p>
+    <w:p>
+      <w:r>
+        <w:t>- UploadsModule</w:t>
+      </w:r>
+    </w:p>
+    <w:p>
+      <w:r>
+        <w:t>- FilesModule</w:t>
+      </w:r>
+    </w:p>
+    <w:p>
+      <w:r>
+        <w:t>- DepartureConsentModule</w:t>
+      </w:r>
+    </w:p>
+    <w:p>
+      <w:r>
+        <w:t>- EventSchedulerModule</w:t>
+      </w:r>
+    </w:p>
+    <w:p>
+      <w:r>
+        <w:t>- ExternalVisitsModule</w:t>
+      </w:r>
+    </w:p>
+    <w:p/>
+    <w:p>
+      <w:r>
+        <w:t>Integraciones típicas: PostgreSQL (TypeORM), JWT (Passport), cargas multipart (`uploads`/`files`), FCM opcional, Mapbox en frontend, despliegue Railway (backend) y alojamiento estático/Vercel para frontend (según runbook).</w:t>
+      </w:r>
+    </w:p>
     <ns0:sectPr xmlns:ns0="http://schemas.openxmlformats.org/wordprocessingml/2006/main" xmlns:ns1="http://schemas.openxmlformats.org/officeDocument/2006/relationships">
       <ns0:headerReference ns1:id="rId10" ns0:type="default"/>
       <ns0:footerReference ns1:id="rId11" ns0:type="default"/>
